--- a/outputs/CI_EXIM0600014_2026.docx
+++ b/outputs/CI_EXIM0600014_2026.docx
@@ -104,7 +104,7 @@
                 <w:rFonts w:ascii="Times New Roman" w:eastAsia="Times New Roman" w:hAnsi="Times New Roman" w:cs="Times New Roman"/>
                 <w:sz w:val="10"/>
               </w:rPr>
-              <w:t xml:space="preserve">SAIl RESOURCES PTE LTD, 40A ORCHARD ROAD, MACDONALD HOUSE NO.03-01, 238838, SINGAPORE</w:t>
+              <w:t xml:space="preserve">SAII RESOURCES PTE LTD, 40A ORCHARD ROAD, MACDONALD HOUSE NO. 03-01, 238838 SINGAPORE</w:t>
             </w:r>
           </w:p>
         </w:tc>
@@ -155,7 +155,7 @@
                 <w:rFonts w:ascii="Times New Roman" w:eastAsia="Times New Roman" w:hAnsi="Times New Roman" w:cs="Times New Roman"/>
                 <w:sz w:val="10"/>
               </w:rPr>
-              <w:t xml:space="preserve"> 05 July 2026</w:t>
+              <w:t xml:space="preserve"> 29 August 2026</w:t>
             </w:r>
           </w:p>
         </w:tc>
@@ -184,7 +184,7 @@
                 <w:rFonts w:ascii="Times New Roman" w:eastAsia="Times New Roman" w:hAnsi="Times New Roman" w:cs="Times New Roman"/>
                 <w:sz w:val="10"/>
               </w:rPr>
-              <w:t xml:space="preserve">ASIA GREEN ENERGY PUBLIC COMPANY LIMITED, 99/9 RAMA 2 RD SAMAEDAM, BANGKHUNTHIAN, BANGKOK 10150, THAILAND</w:t>
+              <w:t xml:space="preserve">ASIA GREEN ENERGY PUBLIC COMPANY LIMITED, 99/9 RAMA 2 RD SAMAEDAM BANGKHUNTHIAN BANGKOK 10150 THAILAND</w:t>
             </w:r>
           </w:p>
         </w:tc>
@@ -239,7 +239,7 @@
                 <w:rFonts w:ascii="Times New Roman" w:eastAsia="Times New Roman" w:hAnsi="Times New Roman" w:cs="Times New Roman"/>
                 <w:sz w:val="10"/>
               </w:rPr>
-              <w:t xml:space="preserve">MV.ZOGRAFIA</w:t>
+              <w:t xml:space="preserve">MV. ZOGRAFIA</w:t>
             </w:r>
           </w:p>
         </w:tc>
@@ -720,7 +720,7 @@
                 <w:rFonts w:ascii="Times New Roman" w:eastAsia="Times New Roman" w:hAnsi="Times New Roman" w:cs="Times New Roman"/>
                 <w:sz w:val="10"/>
               </w:rPr>
-              <w:t xml:space="preserve">Export-Import Bank of Thailand, RAMA 2 BRANCH, IMPDIVISION, 174/112-113, MOO6 SOI RAMA 2 ROAD, SAMAEDUM, BANGKHUNTHIAN, BANGKOK 10150, THAILAND</w:t>
+              <w:t xml:space="preserve">EXPORT-IMPORT BANK OF THAILAND</w:t>
             </w:r>
           </w:p>
         </w:tc>
@@ -886,7 +886,7 @@
                 <w:rFonts w:ascii="Times New Roman" w:eastAsia="Times New Roman" w:hAnsi="Times New Roman" w:cs="Times New Roman"/>
                 <w:sz w:val="10"/>
               </w:rPr>
-              <w:t xml:space="preserve">55,000 MTS OF INDONESIAN STEAM COAL IN BULK</w:t>
+              <w:t xml:space="preserve">STEAM (NON-COKING) COAL IN BULK OF INDONESIAN ORIGIN</w:t>
             </w:r>
           </w:p>
         </w:tc>
@@ -911,7 +911,7 @@
                 <w:rFonts w:ascii="Times New Roman" w:eastAsia="Times New Roman" w:hAnsi="Times New Roman" w:cs="Times New Roman"/>
                 <w:sz w:val="10"/>
               </w:rPr>
-              <w:t xml:space="preserve">58000</w:t>
+              <w:t xml:space="preserve">58,000 MT</w:t>
             </w:r>
           </w:p>
         </w:tc>
@@ -936,7 +936,7 @@
                 <w:rFonts w:ascii="Times New Roman" w:eastAsia="Times New Roman" w:hAnsi="Times New Roman" w:cs="Times New Roman"/>
                 <w:sz w:val="10"/>
               </w:rPr>
-              <w:t xml:space="preserve">33.47</w:t>
+              <w:t xml:space="preserve">32.63</w:t>
             </w:r>
           </w:p>
         </w:tc>
@@ -960,7 +960,7 @@
                 <w:rFonts w:ascii="Times New Roman" w:eastAsia="Times New Roman" w:hAnsi="Times New Roman" w:cs="Times New Roman"/>
                 <w:sz w:val="10"/>
               </w:rPr>
-              <w:t xml:space="preserve">1941260.00                    </w:t>
+              <w:t xml:space="preserve">1892540.00                    </w:t>
             </w:r>
           </w:p>
         </w:tc>
@@ -1492,7 +1492,7 @@
                 <w:rFonts w:ascii="Times New Roman" w:eastAsia="Times New Roman" w:hAnsi="Times New Roman" w:cs="Times New Roman"/>
                 <w:sz w:val="10"/>
               </w:rPr>
-              <w:t xml:space="preserve">45 PCT APPROX.</w:t>
+              <w:t xml:space="preserve">45PCT APPROX.</w:t>
             </w:r>
           </w:p>
         </w:tc>
@@ -1635,7 +1635,7 @@
                 <w:rFonts w:ascii="Times New Roman" w:eastAsia="Times New Roman" w:hAnsi="Times New Roman" w:cs="Times New Roman"/>
                 <w:sz w:val="10"/>
               </w:rPr>
-              <w:t xml:space="preserve">8 PCT</w:t>
+              <w:t xml:space="preserve">8PCT</w:t>
             </w:r>
           </w:p>
         </w:tc>
@@ -1658,7 +1658,7 @@
                 <w:rFonts w:ascii="Times New Roman" w:eastAsia="Times New Roman" w:hAnsi="Times New Roman" w:cs="Times New Roman"/>
                 <w:sz w:val="10"/>
               </w:rPr>
-              <w:t xml:space="preserve">ABOVE 10 PCT</w:t>
+              <w:t xml:space="preserve">ABOVE 10PCT</w:t>
             </w:r>
           </w:p>
         </w:tc>
@@ -1777,7 +1777,7 @@
                 <w:rFonts w:ascii="Times New Roman" w:eastAsia="Times New Roman" w:hAnsi="Times New Roman" w:cs="Times New Roman"/>
                 <w:sz w:val="10"/>
               </w:rPr>
-              <w:t xml:space="preserve">15 PCT APPROX.</w:t>
+              <w:t xml:space="preserve">15PCT APPROX.</w:t>
             </w:r>
           </w:p>
         </w:tc>
@@ -2063,7 +2063,7 @@
                 <w:rFonts w:ascii="Times New Roman" w:eastAsia="Times New Roman" w:hAnsi="Times New Roman" w:cs="Times New Roman"/>
                 <w:sz w:val="10"/>
               </w:rPr>
-              <w:t xml:space="preserve">0.3 PCT</w:t>
+              <w:t xml:space="preserve">0.3PCT</w:t>
             </w:r>
           </w:p>
         </w:tc>
@@ -2087,7 +2087,7 @@
                 <w:rFonts w:ascii="Times New Roman" w:eastAsia="Times New Roman" w:hAnsi="Times New Roman" w:cs="Times New Roman"/>
                 <w:sz w:val="10"/>
               </w:rPr>
-              <w:t xml:space="preserve">ABOVE 0.5 PCT</w:t>
+              <w:t xml:space="preserve">ABOVE 0.5PCT</w:t>
             </w:r>
           </w:p>
         </w:tc>
@@ -2648,7 +2648,7 @@
                 <w:rFonts w:ascii="Times New Roman" w:eastAsia="Times New Roman" w:hAnsi="Times New Roman" w:cs="Times New Roman"/>
                 <w:sz w:val="10"/>
               </w:rPr>
-              <w:t xml:space="preserve">90 PCT APPROX.</w:t>
+              <w:t xml:space="preserve">90PCT APPROX.</w:t>
             </w:r>
           </w:p>
         </w:tc>
@@ -2768,7 +2768,7 @@
                 <w:rFonts w:ascii="Times New Roman" w:eastAsia="Times New Roman" w:hAnsi="Times New Roman" w:cs="Times New Roman"/>
                 <w:sz w:val="10"/>
               </w:rPr>
-              <w:t xml:space="preserve">THE SPECIFICATIONS LISTED ABOVE ARE TYPICAL SPECIFICATIONS AS CONTRACTUALLY AGREED...</w:t>
+              <w:t xml:space="preserve"/>
             </w:r>
           </w:p>
         </w:tc>
@@ -2836,7 +2836,7 @@
                 <w:rFonts w:ascii="Times New Roman" w:eastAsia="Times New Roman" w:hAnsi="Times New Roman" w:cs="Times New Roman"/>
                 <w:sz w:val="10"/>
               </w:rPr>
-              <w:t xml:space="preserve">THE CARGO VALUE OF 100PCT...</w:t>
+              <w:t xml:space="preserve"/>
             </w:r>
           </w:p>
         </w:tc>
@@ -2995,7 +2995,7 @@
                 <w:rFonts w:ascii="Times New Roman" w:eastAsia="Times New Roman" w:hAnsi="Times New Roman" w:cs="Times New Roman"/>
                 <w:sz w:val="10"/>
               </w:rPr>
-              <w:t xml:space="preserve">USD ONE MILLION NINE HUNDRED FORTY-ONE THOUSAND TWO HUNDRED SIXTY ONLY</w:t>
+              <w:t xml:space="preserve">USD ONE MILLION EIGHT HUNDRED NINETY-TWO THOUSAND FIVE HUNDRED FORTY ONLY</w:t>
             </w:r>
           </w:p>
         </w:tc>
@@ -3044,7 +3044,7 @@
                 <w:rFonts w:ascii="Times New Roman" w:eastAsia="Times New Roman" w:hAnsi="Times New Roman" w:cs="Times New Roman"/>
                 <w:sz w:val="10"/>
               </w:rPr>
-              <w:t xml:space="preserve">1941260.00</w:t>
+              <w:t xml:space="preserve">1892540.00</w:t>
             </w:r>
             <w:r>
               <w:rPr>
@@ -3097,7 +3097,7 @@
                 <w:rFonts w:ascii="Times New Roman" w:eastAsia="Times New Roman" w:hAnsi="Times New Roman" w:cs="Times New Roman"/>
                 <w:sz w:val="10"/>
               </w:rPr>
-              <w:t xml:space="preserve">IF THE ACTUAL CALORIFIC VALUE OF 34OO GAR COAL DIFFERS FROM 3,400 KCAL/KG(GAR),BEING EQUAL TO OR LESS THAN 3,550 KCAL/KG BUT NOT LESS THAN 3,200 KCAL/KG (GAR), THEN THE PRICE ADJUSTMENT TO THE BASE PRICE OF 3,4OO GAR COAL SHALL BE CALCULATED BY APPLYING TO THE FOLLOWING FORMULA: ADJUSTMENT PRICE(EQUAL TO BASE PRICE X ACTUAL CV(GAR) 3,400KCAL/KGGAR IF THE ACTUAL GROSS CALORIFIC VALUE ARB) MORE THAN GROSS CALORIFIC VALUE ARB3,550 KCAL/KGIT WILL BE TREATED AS GROSS CALORIFICVALUEARB)3,550 KCAL/KGONLY.</w:t>
+              <w:t xml:space="preserve">IF THE ACTUAL CALORIFIC VALUE OF 3,400 GAR COAL DIFFERS FROM 3,400 KCAL/KG (GAR), BEING EQUAL TO OR LESS THAN 3,550 KCAL/KG BUT NOT LESS THAN 3,200 KCAL/KG (GAR), THEN THE PRICE ADJUSTMENT TO THE BASE PRICE OF 3,400 GAR COAL SHALL BE CALCULATED BY APPLYING TO THE FOLLOWING FORMULA: ADJUSTMENT PRICE (EQUAL TO) BASE PRICE X ACTUAL CV(GAR) / 3,400 KCAL/KG (GAR)</w:t>
             </w:r>
           </w:p>
           <w:p>
@@ -3139,7 +3139,7 @@
                 <w:rFonts w:ascii="Times New Roman" w:eastAsia="Times New Roman" w:hAnsi="Times New Roman" w:cs="Times New Roman"/>
                 <w:sz w:val="10"/>
               </w:rPr>
-              <w:t xml:space="preserve">USD 33.47</w:t>
+              <w:t xml:space="preserve">32.63</w:t>
             </w:r>
           </w:p>
         </w:tc>
